--- a/apps/admin/templates/resume-template.docx
+++ b/apps/admin/templates/resume-template.docx
@@ -45,7 +45,9 @@
             <w:pPr>
               <w:spacing w:after="120"/>
             </w:pPr>
-            <w:r/>
+            <w:r>
+              <w:t>{%photo}</w:t>
+            </w:r>
           </w:p>
         </w:tc>
         <w:tc>

--- a/apps/admin/templates/resume-template.docx
+++ b/apps/admin/templates/resume-template.docx
@@ -46,7 +46,79 @@
               <w:spacing w:after="120"/>
             </w:pPr>
             <w:r>
-              <w:t>{%photo}</w:t>
+              <w:rPr>
+                <w:rFonts w:ascii="Arial" w:eastAsia="Arial" w:hAnsi="Arial" w:cs="Arial"/>
+                <w:b/>
+                <w:bCs/>
+                <w:color w:val="2D2D2D"/>
+                <w:sz w:val="36"/>
+                <w:szCs w:val="36"/>
+              </w:rPr>
+              <w:t>{name_vi} / {name_kr}</w:t>
+            </w:r>
+            <w:r>
+              <w:rPr>
+                <w:rFonts w:ascii="Arial" w:eastAsia="Arial" w:hAnsi="Arial" w:cs="Arial"/>
+                <w:b/>
+                <w:bCs/>
+                <w:color w:val="2D2D2D"/>
+                <w:sz w:val="36"/>
+                <w:szCs w:val="36"/>
+              </w:rPr>
+            </w:r>
+            <w:r>
+              <w:rPr>
+                <w:rFonts w:ascii="Arial" w:eastAsia="Arial" w:hAnsi="Arial" w:cs="Arial"/>
+                <w:b/>
+                <w:bCs/>
+                <w:color w:val="2D2D2D"/>
+                <w:sz w:val="36"/>
+                <w:szCs w:val="36"/>
+              </w:rPr>
+            </w:r>
+          </w:p>
+          <w:p>
+            <w:pPr>
+              <w:spacing w:after="80"/>
+            </w:pPr>
+            <w:r>
+              <w:rPr>
+                <w:rFonts w:ascii="Arial" w:eastAsia="Arial" w:hAnsi="Arial" w:cs="Arial"/>
+                <w:color w:val="888888"/>
+                <w:sz w:val="18"/>
+                <w:szCs w:val="18"/>
+              </w:rPr>
+              <w:t>{birth_date}  |  {phone}  |  {email}</w:t>
+            </w:r>
+          </w:p>
+          <w:p>
+            <w:pPr>
+              <w:spacing w:after="80"/>
+            </w:pPr>
+            <w:r>
+              <w:rPr>
+                <w:rFonts w:ascii="Arial" w:eastAsia="Arial" w:hAnsi="Arial" w:cs="Arial"/>
+                <w:color w:val="888888"/>
+                <w:sz w:val="18"/>
+                <w:szCs w:val="18"/>
+              </w:rPr>
+              <w:t>{address}</w:t>
+            </w:r>
+          </w:p>
+          <w:p>
+            <w:pPr>
+              <w:spacing w:after="0"/>
+            </w:pPr>
+            <w:r>
+              <w:rPr>
+                <w:rFonts w:ascii="Arial" w:eastAsia="Arial" w:hAnsi="Arial" w:cs="Arial"/>
+                <w:i/>
+                <w:iCs/>
+                <w:color w:val="888888"/>
+                <w:sz w:val="18"/>
+                <w:szCs w:val="18"/>
+              </w:rPr>
+              <w:t>{one_liner}</w:t>
             </w:r>
           </w:p>
         </w:tc>
@@ -73,13 +145,7 @@
               <w:jc w:val="center"/>
             </w:pPr>
             <w:r>
-              <w:t>{name_vi} / {name_kr} | {birth_date}</w:t>
-              <w:br/>
-              <w:t>{phone} | {email}</w:t>
-              <w:br/>
-              <w:t>{address}</w:t>
-              <w:br/>
-              <w:t>{one_liner}</w:t>
+              <w:t>{%photo}</w:t>
             </w:r>
           </w:p>
         </w:tc>
@@ -326,40 +392,146 @@
       <w:tr>
         <w:tc>
           <w:tcPr>
-            <w:tcW w:type="dxa" w:w="3800"/>
-          </w:tcPr>
-          <w:p>
-            <w:r>
+            <w:tcW w:w="3800" w:type="dxa"/>
+            <w:tcBorders>
+              <w:top w:val="none"/>
+              <w:left w:val="none"/>
+              <w:bottom w:val="none"/>
+              <w:right w:val="none"/>
+            </w:tcBorders>
+            <w:shd w:val="clear" w:color="auto" w:fill="FFFFFF"/>
+            <w:tcMar>
+              <w:top w:w="100" w:type="dxa"/>
+              <w:left w:w="160" w:type="dxa"/>
+              <w:bottom w:w="100" w:type="dxa"/>
+              <w:right w:w="100" w:type="dxa"/>
+            </w:tcMar>
+          </w:tcPr>
+          <w:p>
+            <w:pPr>
+              <w:jc w:val="center"/>
+            </w:pPr>
+            <w:r>
+              <w:rPr>
+                <w:rFonts w:ascii="Arial" w:eastAsia="Arial" w:hAnsi="Arial" w:cs="Arial"/>
+                <w:color w:val="2D2D2D"/>
+                <w:sz w:val="18"/>
+                <w:szCs w:val="18"/>
+              </w:rPr>
               <w:t>{#educations}{school}</w:t>
             </w:r>
-          </w:p>
-        </w:tc>
-        <w:tc>
-          <w:tcPr>
-            <w:tcW w:type="dxa" w:w="1568"/>
-          </w:tcPr>
-          <w:p>
-            <w:r>
+            <w:r>
+              <w:rPr>
+                <w:lang w:eastAsia="ko-KR"/>
+                <w:rFonts w:ascii="Arial" w:eastAsia="Arial" w:hAnsi="Arial" w:cs="Arial"/>
+                <w:color w:val="2D2D2D"/>
+                <w:sz w:val="18"/>
+                <w:szCs w:val="18"/>
+                <w:rtl w:val="off"/>
+              </w:rPr>
+            </w:r>
+            <w:r>
+              <w:rPr>
+                <w:rFonts w:ascii="Arial" w:eastAsia="Arial" w:hAnsi="Arial" w:cs="Arial"/>
+                <w:color w:val="2D2D2D"/>
+                <w:sz w:val="18"/>
+                <w:szCs w:val="18"/>
+              </w:rPr>
+            </w:r>
+          </w:p>
+        </w:tc>
+        <w:tc>
+          <w:tcPr>
+            <w:tcW w:w="1568" w:type="dxa"/>
+            <w:tcBorders>
+              <w:top w:val="none"/>
+              <w:left w:val="none"/>
+              <w:bottom w:val="none"/>
+              <w:right w:val="none"/>
+            </w:tcBorders>
+            <w:shd w:val="clear" w:color="auto" w:fill="FFFFFF"/>
+            <w:tcMar>
+              <w:top w:w="100" w:type="dxa"/>
+              <w:left w:w="160" w:type="dxa"/>
+              <w:bottom w:w="100" w:type="dxa"/>
+              <w:right w:w="100" w:type="dxa"/>
+            </w:tcMar>
+          </w:tcPr>
+          <w:p>
+            <w:pPr>
+              <w:jc w:val="center"/>
+            </w:pPr>
+            <w:r>
+              <w:rPr>
+                <w:rFonts w:ascii="Arial" w:eastAsia="Arial" w:hAnsi="Arial" w:cs="Arial"/>
+                <w:color w:val="2D2D2D"/>
+                <w:sz w:val="18"/>
+                <w:szCs w:val="18"/>
+              </w:rPr>
               <w:t>{major}</w:t>
             </w:r>
           </w:p>
         </w:tc>
         <w:tc>
           <w:tcPr>
-            <w:tcW w:type="dxa" w:w="2228"/>
-          </w:tcPr>
-          <w:p>
-            <w:r>
+            <w:tcW w:w="2228" w:type="dxa"/>
+            <w:tcBorders>
+              <w:top w:val="none"/>
+              <w:left w:val="none"/>
+              <w:bottom w:val="none"/>
+              <w:right w:val="none"/>
+            </w:tcBorders>
+            <w:shd w:val="clear" w:color="auto" w:fill="FFFFFF"/>
+            <w:tcMar>
+              <w:top w:w="100" w:type="dxa"/>
+              <w:left w:w="160" w:type="dxa"/>
+              <w:bottom w:w="100" w:type="dxa"/>
+              <w:right w:w="100" w:type="dxa"/>
+            </w:tcMar>
+          </w:tcPr>
+          <w:p>
+            <w:pPr>
+              <w:jc w:val="center"/>
+            </w:pPr>
+            <w:r>
+              <w:rPr>
+                <w:rFonts w:ascii="Arial" w:eastAsia="Arial" w:hAnsi="Arial" w:cs="Arial"/>
+                <w:color w:val="2D2D2D"/>
+                <w:sz w:val="18"/>
+                <w:szCs w:val="18"/>
+              </w:rPr>
               <w:t>{period}</w:t>
             </w:r>
           </w:p>
         </w:tc>
         <w:tc>
           <w:tcPr>
-            <w:tcW w:type="dxa" w:w="2040"/>
-          </w:tcPr>
-          <w:p>
-            <w:r>
+            <w:tcW w:w="2040" w:type="dxa"/>
+            <w:tcBorders>
+              <w:top w:val="none"/>
+              <w:left w:val="none"/>
+              <w:bottom w:val="none"/>
+              <w:right w:val="none"/>
+            </w:tcBorders>
+            <w:shd w:val="clear" w:color="auto" w:fill="FFFFFF"/>
+            <w:tcMar>
+              <w:top w:w="100" w:type="dxa"/>
+              <w:left w:w="160" w:type="dxa"/>
+              <w:bottom w:w="100" w:type="dxa"/>
+              <w:right w:w="100" w:type="dxa"/>
+            </w:tcMar>
+          </w:tcPr>
+          <w:p>
+            <w:pPr>
+              <w:jc w:val="center"/>
+            </w:pPr>
+            <w:r>
+              <w:rPr>
+                <w:rFonts w:ascii="Arial" w:eastAsia="Arial" w:hAnsi="Arial" w:cs="Arial"/>
+                <w:color w:val="2D2D2D"/>
+                <w:sz w:val="18"/>
+                <w:szCs w:val="18"/>
+              </w:rPr>
               <w:t>{status}{/educations}</w:t>
             </w:r>
           </w:p>
@@ -642,50 +814,157 @@
       <w:tr>
         <w:tc>
           <w:tcPr>
-            <w:tcW w:type="dxa" w:w="1702"/>
-          </w:tcPr>
-          <w:p>
-            <w:r>
+            <w:tcW w:w="1702" w:type="dxa"/>
+            <w:tcBorders>
+              <w:top w:val="none"/>
+              <w:left w:val="none"/>
+              <w:bottom w:val="none"/>
+              <w:right w:val="none"/>
+            </w:tcBorders>
+            <w:shd w:val="clear" w:color="auto" w:fill="FFFFFF"/>
+            <w:tcMar>
+              <w:top w:w="100" w:type="dxa"/>
+              <w:left w:w="160" w:type="dxa"/>
+              <w:bottom w:w="100" w:type="dxa"/>
+              <w:right w:w="100" w:type="dxa"/>
+            </w:tcMar>
+          </w:tcPr>
+          <w:p>
+            <w:pPr>
+              <w:jc w:val="center"/>
+            </w:pPr>
+            <w:r>
+              <w:rPr>
+                <w:rFonts w:ascii="Arial" w:eastAsia="Arial" w:hAnsi="Arial" w:cs="Arial"/>
+                <w:color w:val="2D2D2D"/>
+                <w:sz w:val="18"/>
+                <w:szCs w:val="18"/>
+              </w:rPr>
               <w:t>{#careers}{workplace}</w:t>
             </w:r>
           </w:p>
         </w:tc>
         <w:tc>
           <w:tcPr>
-            <w:tcW w:type="dxa" w:w="1222"/>
-          </w:tcPr>
-          <w:p>
-            <w:r>
+            <w:tcW w:w="1222" w:type="dxa"/>
+            <w:tcBorders>
+              <w:top w:val="none"/>
+              <w:left w:val="none"/>
+              <w:bottom w:val="none"/>
+              <w:right w:val="none"/>
+            </w:tcBorders>
+            <w:shd w:val="clear" w:color="auto" w:fill="FFFFFF"/>
+            <w:tcMar>
+              <w:top w:w="100" w:type="dxa"/>
+              <w:left w:w="160" w:type="dxa"/>
+              <w:bottom w:w="100" w:type="dxa"/>
+              <w:right w:w="100" w:type="dxa"/>
+            </w:tcMar>
+          </w:tcPr>
+          <w:p>
+            <w:pPr>
+              <w:jc w:val="center"/>
+            </w:pPr>
+            <w:r>
+              <w:rPr>
+                <w:rFonts w:ascii="Arial" w:eastAsia="Arial" w:hAnsi="Arial" w:cs="Arial"/>
+                <w:color w:val="2D2D2D"/>
+                <w:sz w:val="18"/>
+                <w:szCs w:val="18"/>
+              </w:rPr>
               <w:t>{period}</w:t>
             </w:r>
           </w:p>
         </w:tc>
         <w:tc>
           <w:tcPr>
-            <w:tcW w:type="dxa" w:w="828"/>
-          </w:tcPr>
-          <w:p>
-            <w:r>
+            <w:tcW w:w="828" w:type="dxa"/>
+            <w:tcBorders>
+              <w:top w:val="none"/>
+              <w:left w:val="none"/>
+              <w:bottom w:val="none"/>
+              <w:right w:val="none"/>
+            </w:tcBorders>
+            <w:shd w:val="clear" w:color="auto" w:fill="FFFFFF"/>
+            <w:tcMar>
+              <w:top w:w="100" w:type="dxa"/>
+              <w:left w:w="160" w:type="dxa"/>
+              <w:bottom w:w="100" w:type="dxa"/>
+              <w:right w:w="100" w:type="dxa"/>
+            </w:tcMar>
+          </w:tcPr>
+          <w:p>
+            <w:pPr>
+              <w:jc w:val="center"/>
+            </w:pPr>
+            <w:r>
+              <w:rPr>
+                <w:rFonts w:ascii="Arial" w:eastAsia="Arial" w:hAnsi="Arial" w:cs="Arial"/>
+                <w:color w:val="2D2D2D"/>
+                <w:sz w:val="18"/>
+                <w:szCs w:val="18"/>
+              </w:rPr>
               <w:t>{role}</w:t>
             </w:r>
           </w:p>
         </w:tc>
         <w:tc>
           <w:tcPr>
-            <w:tcW w:type="dxa" w:w="4883"/>
-          </w:tcPr>
-          <w:p>
-            <w:r>
+            <w:tcW w:w="4883" w:type="dxa"/>
+            <w:tcBorders>
+              <w:top w:val="none"/>
+              <w:left w:val="none"/>
+              <w:bottom w:val="none"/>
+              <w:right w:val="none"/>
+            </w:tcBorders>
+            <w:shd w:val="clear" w:color="auto" w:fill="FFFFFF"/>
+            <w:tcMar>
+              <w:top w:w="100" w:type="dxa"/>
+              <w:left w:w="160" w:type="dxa"/>
+              <w:bottom w:w="100" w:type="dxa"/>
+              <w:right w:w="100" w:type="dxa"/>
+            </w:tcMar>
+          </w:tcPr>
+          <w:p>
+            <w:r>
+              <w:rPr>
+                <w:rFonts w:ascii="Arial" w:eastAsia="Arial" w:hAnsi="Arial" w:cs="Arial"/>
+                <w:color w:val="2D2D2D"/>
+                <w:sz w:val="18"/>
+                <w:szCs w:val="18"/>
+              </w:rPr>
               <w:t>{detail}</w:t>
             </w:r>
           </w:p>
         </w:tc>
         <w:tc>
           <w:tcPr>
-            <w:tcW w:type="dxa" w:w="1000"/>
-          </w:tcPr>
-          <w:p>
-            <w:r>
+            <w:tcW w:w="1000" w:type="dxa"/>
+            <w:tcBorders>
+              <w:top w:val="none"/>
+              <w:left w:val="none"/>
+              <w:bottom w:val="none"/>
+              <w:right w:val="none"/>
+            </w:tcBorders>
+            <w:shd w:val="clear" w:color="auto" w:fill="FFFFFF"/>
+            <w:tcMar>
+              <w:top w:w="100" w:type="dxa"/>
+              <w:left w:w="160" w:type="dxa"/>
+              <w:bottom w:w="100" w:type="dxa"/>
+              <w:right w:w="100" w:type="dxa"/>
+            </w:tcMar>
+          </w:tcPr>
+          <w:p>
+            <w:pPr>
+              <w:jc w:val="center"/>
+            </w:pPr>
+            <w:r>
+              <w:rPr>
+                <w:rFonts w:ascii="Arial" w:eastAsia="Arial" w:hAnsi="Arial" w:cs="Arial"/>
+                <w:color w:val="2D2D2D"/>
+                <w:sz w:val="18"/>
+                <w:szCs w:val="18"/>
+              </w:rPr>
               <w:t>{status}{/careers}</w:t>
             </w:r>
           </w:p>
@@ -898,30 +1177,96 @@
       <w:tr>
         <w:tc>
           <w:tcPr>
-            <w:tcW w:type="dxa" w:w="3800"/>
-          </w:tcPr>
-          <w:p>
-            <w:r>
+            <w:tcW w:w="3800" w:type="dxa"/>
+            <w:tcBorders>
+              <w:top w:val="none"/>
+              <w:left w:val="none"/>
+              <w:bottom w:val="none"/>
+              <w:right w:val="none"/>
+            </w:tcBorders>
+            <w:shd w:val="clear" w:color="auto" w:fill="FFFFFF"/>
+            <w:tcMar>
+              <w:top w:w="100" w:type="dxa"/>
+              <w:left w:w="160" w:type="dxa"/>
+              <w:bottom w:w="100" w:type="dxa"/>
+              <w:right w:w="100" w:type="dxa"/>
+            </w:tcMar>
+          </w:tcPr>
+          <w:p>
+            <w:pPr>
+              <w:jc w:val="center"/>
+            </w:pPr>
+            <w:r>
+              <w:rPr>
+                <w:rFonts w:ascii="Arial" w:eastAsia="Arial" w:hAnsi="Arial" w:cs="Arial"/>
+                <w:color w:val="2D2D2D"/>
+                <w:sz w:val="18"/>
+                <w:szCs w:val="18"/>
+              </w:rPr>
               <w:t>{#certifications}{name}</w:t>
             </w:r>
           </w:p>
         </w:tc>
         <w:tc>
           <w:tcPr>
-            <w:tcW w:type="dxa" w:w="3000"/>
-          </w:tcPr>
-          <w:p>
-            <w:r>
+            <w:tcW w:w="3000" w:type="dxa"/>
+            <w:tcBorders>
+              <w:top w:val="none"/>
+              <w:left w:val="none"/>
+              <w:bottom w:val="none"/>
+              <w:right w:val="none"/>
+            </w:tcBorders>
+            <w:shd w:val="clear" w:color="auto" w:fill="FFFFFF"/>
+            <w:tcMar>
+              <w:top w:w="100" w:type="dxa"/>
+              <w:left w:w="160" w:type="dxa"/>
+              <w:bottom w:w="100" w:type="dxa"/>
+              <w:right w:w="100" w:type="dxa"/>
+            </w:tcMar>
+          </w:tcPr>
+          <w:p>
+            <w:pPr>
+              <w:jc w:val="center"/>
+            </w:pPr>
+            <w:r>
+              <w:rPr>
+                <w:rFonts w:ascii="Arial" w:eastAsia="Arial" w:hAnsi="Arial" w:cs="Arial"/>
+                <w:color w:val="2D2D2D"/>
+                <w:sz w:val="18"/>
+                <w:szCs w:val="18"/>
+              </w:rPr>
               <w:t>{issuer}</w:t>
             </w:r>
           </w:p>
         </w:tc>
         <w:tc>
           <w:tcPr>
-            <w:tcW w:type="dxa" w:w="2838"/>
-          </w:tcPr>
-          <w:p>
-            <w:r>
+            <w:tcW w:w="2838" w:type="dxa"/>
+            <w:tcBorders>
+              <w:top w:val="none"/>
+              <w:left w:val="none"/>
+              <w:bottom w:val="none"/>
+              <w:right w:val="none"/>
+            </w:tcBorders>
+            <w:shd w:val="clear" w:color="auto" w:fill="FFFFFF"/>
+            <w:tcMar>
+              <w:top w:w="100" w:type="dxa"/>
+              <w:left w:w="160" w:type="dxa"/>
+              <w:bottom w:w="100" w:type="dxa"/>
+              <w:right w:w="100" w:type="dxa"/>
+            </w:tcMar>
+          </w:tcPr>
+          <w:p>
+            <w:pPr>
+              <w:jc w:val="center"/>
+            </w:pPr>
+            <w:r>
+              <w:rPr>
+                <w:rFonts w:ascii="Arial" w:eastAsia="Arial" w:hAnsi="Arial" w:cs="Arial"/>
+                <w:color w:val="2D2D2D"/>
+                <w:sz w:val="18"/>
+                <w:szCs w:val="18"/>
+              </w:rPr>
               <w:t>{date}{/certifications}</w:t>
             </w:r>
           </w:p>
@@ -1133,32 +1478,99 @@
         </w:tc>
       </w:tr>
       <w:tr>
-        <w:tc>
-          <w:tcPr>
-            <w:tcW w:type="dxa" w:w="3500"/>
-          </w:tcPr>
-          <w:p>
-            <w:r>
+        <w:trPr/>
+        <w:tc>
+          <w:tcPr>
+            <w:tcW w:w="3500" w:type="dxa"/>
+            <w:tcBorders>
+              <w:top w:val="none"/>
+              <w:left w:val="none"/>
+              <w:bottom w:val="none"/>
+              <w:right w:val="none"/>
+            </w:tcBorders>
+            <w:shd w:val="clear" w:color="auto" w:fill="FFFFFF"/>
+            <w:tcMar>
+              <w:top w:w="100" w:type="dxa"/>
+              <w:left w:w="160" w:type="dxa"/>
+              <w:bottom w:w="100" w:type="dxa"/>
+              <w:right w:w="100" w:type="dxa"/>
+            </w:tcMar>
+          </w:tcPr>
+          <w:p>
+            <w:pPr>
+              <w:jc w:val="center"/>
+            </w:pPr>
+            <w:r>
+              <w:rPr>
+                <w:rFonts w:ascii="Arial" w:eastAsia="Arial" w:hAnsi="Arial" w:cs="Arial"/>
+                <w:color w:val="2D2D2D"/>
+                <w:sz w:val="18"/>
+                <w:szCs w:val="18"/>
+              </w:rPr>
               <w:t>{#skills}{name}</w:t>
             </w:r>
           </w:p>
         </w:tc>
         <w:tc>
           <w:tcPr>
-            <w:tcW w:type="dxa" w:w="4138"/>
-          </w:tcPr>
-          <w:p>
-            <w:r>
+            <w:tcW w:w="4138" w:type="dxa"/>
+            <w:tcBorders>
+              <w:top w:val="none"/>
+              <w:left w:val="none"/>
+              <w:bottom w:val="none"/>
+              <w:right w:val="none"/>
+            </w:tcBorders>
+            <w:shd w:val="clear" w:color="auto" w:fill="FFFFFF"/>
+            <w:tcMar>
+              <w:top w:w="100" w:type="dxa"/>
+              <w:left w:w="160" w:type="dxa"/>
+              <w:bottom w:w="100" w:type="dxa"/>
+              <w:right w:w="100" w:type="dxa"/>
+            </w:tcMar>
+          </w:tcPr>
+          <w:p>
+            <w:pPr>
+              <w:jc w:val="center"/>
+            </w:pPr>
+            <w:r>
+              <w:rPr>
+                <w:rFonts w:ascii="Arial" w:eastAsia="Arial" w:hAnsi="Arial" w:cs="Arial"/>
+                <w:color w:val="2D2D2D"/>
+                <w:sz w:val="18"/>
+                <w:szCs w:val="18"/>
+              </w:rPr>
               <w:t>{detail}</w:t>
             </w:r>
           </w:p>
         </w:tc>
         <w:tc>
           <w:tcPr>
-            <w:tcW w:type="dxa" w:w="2000"/>
-          </w:tcPr>
-          <w:p>
-            <w:r>
+            <w:tcW w:w="2000" w:type="dxa"/>
+            <w:tcBorders>
+              <w:top w:val="none"/>
+              <w:left w:val="none"/>
+              <w:bottom w:val="none"/>
+              <w:right w:val="none"/>
+            </w:tcBorders>
+            <w:shd w:val="clear" w:color="auto" w:fill="FFFFFF"/>
+            <w:tcMar>
+              <w:top w:w="100" w:type="dxa"/>
+              <w:left w:w="160" w:type="dxa"/>
+              <w:bottom w:w="100" w:type="dxa"/>
+              <w:right w:w="100" w:type="dxa"/>
+            </w:tcMar>
+          </w:tcPr>
+          <w:p>
+            <w:pPr>
+              <w:jc w:val="center"/>
+            </w:pPr>
+            <w:r>
+              <w:rPr>
+                <w:rFonts w:ascii="Arial" w:eastAsia="Arial" w:hAnsi="Arial" w:cs="Arial"/>
+                <w:color w:val="2D2D2D"/>
+                <w:sz w:val="18"/>
+                <w:szCs w:val="18"/>
+              </w:rPr>
               <w:t>{level}{/skills}</w:t>
             </w:r>
           </w:p>
@@ -1393,42 +1805,119 @@
         </w:tc>
       </w:tr>
       <w:tr>
-        <w:tc>
-          <w:tcPr>
-            <w:tcW w:type="dxa" w:w="1405"/>
-          </w:tcPr>
-          <w:p>
-            <w:r>
+        <w:trPr/>
+        <w:tc>
+          <w:tcPr>
+            <w:tcW w:w="1405" w:type="dxa"/>
+            <w:tcBorders>
+              <w:top w:val="none"/>
+              <w:left w:val="none"/>
+              <w:bottom w:val="none"/>
+              <w:right w:val="none"/>
+            </w:tcBorders>
+            <w:shd w:val="clear" w:color="auto" w:fill="FFFFFF"/>
+            <w:tcMar>
+              <w:top w:w="100" w:type="dxa"/>
+              <w:left w:w="160" w:type="dxa"/>
+              <w:bottom w:w="100" w:type="dxa"/>
+              <w:right w:w="100" w:type="dxa"/>
+            </w:tcMar>
+          </w:tcPr>
+          <w:p>
+            <w:r>
+              <w:rPr>
+                <w:rFonts w:ascii="Arial" w:eastAsia="Arial" w:hAnsi="Arial" w:cs="Arial"/>
+                <w:color w:val="2D2D2D"/>
+                <w:sz w:val="18"/>
+                <w:szCs w:val="18"/>
+              </w:rPr>
               <w:t>{#activities}{name}</w:t>
             </w:r>
           </w:p>
         </w:tc>
         <w:tc>
           <w:tcPr>
-            <w:tcW w:type="dxa" w:w="1777"/>
-          </w:tcPr>
-          <w:p>
-            <w:r>
+            <w:tcW w:w="1777" w:type="dxa"/>
+            <w:tcBorders>
+              <w:top w:val="none"/>
+              <w:left w:val="none"/>
+              <w:bottom w:val="none"/>
+              <w:right w:val="none"/>
+            </w:tcBorders>
+            <w:shd w:val="clear" w:color="auto" w:fill="FFFFFF"/>
+            <w:tcMar>
+              <w:top w:w="100" w:type="dxa"/>
+              <w:left w:w="160" w:type="dxa"/>
+              <w:bottom w:w="100" w:type="dxa"/>
+              <w:right w:w="100" w:type="dxa"/>
+            </w:tcMar>
+          </w:tcPr>
+          <w:p>
+            <w:r>
+              <w:rPr>
+                <w:rFonts w:ascii="Arial" w:eastAsia="Arial" w:hAnsi="Arial" w:cs="Arial"/>
+                <w:color w:val="2D2D2D"/>
+                <w:sz w:val="18"/>
+                <w:szCs w:val="18"/>
+              </w:rPr>
               <w:t>{period}</w:t>
             </w:r>
           </w:p>
         </w:tc>
         <w:tc>
           <w:tcPr>
-            <w:tcW w:type="dxa" w:w="1262"/>
-          </w:tcPr>
-          <w:p>
-            <w:r>
+            <w:tcW w:w="1262" w:type="dxa"/>
+            <w:tcBorders>
+              <w:top w:val="none"/>
+              <w:left w:val="none"/>
+              <w:bottom w:val="none"/>
+              <w:right w:val="none"/>
+            </w:tcBorders>
+            <w:shd w:val="clear" w:color="auto" w:fill="FFFFFF"/>
+            <w:tcMar>
+              <w:top w:w="100" w:type="dxa"/>
+              <w:left w:w="160" w:type="dxa"/>
+              <w:bottom w:w="100" w:type="dxa"/>
+              <w:right w:w="100" w:type="dxa"/>
+            </w:tcMar>
+          </w:tcPr>
+          <w:p>
+            <w:r>
+              <w:rPr>
+                <w:rFonts w:ascii="Arial" w:eastAsia="Arial" w:hAnsi="Arial" w:cs="Arial"/>
+                <w:color w:val="2D2D2D"/>
+                <w:sz w:val="18"/>
+                <w:szCs w:val="18"/>
+              </w:rPr>
               <w:t>{org}</w:t>
             </w:r>
           </w:p>
         </w:tc>
         <w:tc>
           <w:tcPr>
-            <w:tcW w:type="dxa" w:w="5192"/>
-          </w:tcPr>
-          <w:p>
-            <w:r>
+            <w:tcW w:w="5192" w:type="dxa"/>
+            <w:tcBorders>
+              <w:top w:val="none"/>
+              <w:left w:val="none"/>
+              <w:bottom w:val="none"/>
+              <w:right w:val="none"/>
+            </w:tcBorders>
+            <w:shd w:val="clear" w:color="auto" w:fill="FFFFFF"/>
+            <w:tcMar>
+              <w:top w:w="100" w:type="dxa"/>
+              <w:left w:w="160" w:type="dxa"/>
+              <w:bottom w:w="100" w:type="dxa"/>
+              <w:right w:w="100" w:type="dxa"/>
+            </w:tcMar>
+          </w:tcPr>
+          <w:p>
+            <w:r>
+              <w:rPr>
+                <w:rFonts w:ascii="Arial" w:eastAsia="Arial" w:hAnsi="Arial" w:cs="Arial"/>
+                <w:color w:val="2D2D2D"/>
+                <w:sz w:val="18"/>
+                <w:szCs w:val="18"/>
+              </w:rPr>
               <w:t>{detail}{/activities}</w:t>
             </w:r>
           </w:p>
@@ -1561,6 +2050,12 @@
               </w:rPr>
             </w:pPr>
             <w:r>
+              <w:rPr>
+                <w:rFonts w:ascii="Arial" w:eastAsia="Arial" w:hAnsi="Arial" w:cs="Arial"/>
+                <w:color w:val="2D2D2D"/>
+                <w:sz w:val="18"/>
+                <w:szCs w:val="18"/>
+              </w:rPr>
               <w:t>{narrative}</w:t>
             </w:r>
           </w:p>

--- a/apps/admin/templates/resume-template.docx
+++ b/apps/admin/templates/resume-template.docx
@@ -244,6 +244,7 @@
         </w:tblBorders>
         <w:tblLook w:val="04A0" w:firstRow="1" w:lastRow="0" w:firstColumn="1" w:lastColumn="0" w:noHBand="0" w:noVBand="1"/>
         <w:jc w:val="center"/>
+        <w:tblLayout w:type="fixed"/>
       </w:tblPr>
       <w:tblGrid>
         <w:gridCol w:w="3800"/>
@@ -254,7 +255,7 @@
       <w:tr>
         <w:tc>
           <w:tcPr>
-            <w:tcW w:w="3800" w:type="dxa"/>
+            <w:tcW w:w="3118" w:type="dxa"/>
             <w:tcBorders>
               <w:top w:val="none"/>
               <w:left w:val="none"/>
@@ -288,7 +289,7 @@
         </w:tc>
         <w:tc>
           <w:tcPr>
-            <w:tcW w:w="1568" w:type="dxa"/>
+            <w:tcW w:w="2268" w:type="dxa"/>
             <w:tcBorders>
               <w:top w:val="none"/>
               <w:left w:val="none"/>
@@ -322,7 +323,7 @@
         </w:tc>
         <w:tc>
           <w:tcPr>
-            <w:tcW w:w="2228" w:type="dxa"/>
+            <w:tcW w:w="2268" w:type="dxa"/>
             <w:tcBorders>
               <w:top w:val="none"/>
               <w:left w:val="none"/>
@@ -356,7 +357,7 @@
         </w:tc>
         <w:tc>
           <w:tcPr>
-            <w:tcW w:w="2040" w:type="dxa"/>
+            <w:tcW w:w="1984" w:type="dxa"/>
             <w:tcBorders>
               <w:top w:val="none"/>
               <w:left w:val="none"/>
@@ -392,7 +393,7 @@
       <w:tr>
         <w:tc>
           <w:tcPr>
-            <w:tcW w:w="3800" w:type="dxa"/>
+            <w:tcW w:w="3118" w:type="dxa"/>
             <w:tcBorders>
               <w:top w:val="none"/>
               <w:left w:val="none"/>
@@ -442,7 +443,7 @@
         </w:tc>
         <w:tc>
           <w:tcPr>
-            <w:tcW w:w="1568" w:type="dxa"/>
+            <w:tcW w:w="2268" w:type="dxa"/>
             <w:tcBorders>
               <w:top w:val="none"/>
               <w:left w:val="none"/>
@@ -474,7 +475,7 @@
         </w:tc>
         <w:tc>
           <w:tcPr>
-            <w:tcW w:w="2228" w:type="dxa"/>
+            <w:tcW w:w="2268" w:type="dxa"/>
             <w:tcBorders>
               <w:top w:val="none"/>
               <w:left w:val="none"/>
@@ -506,7 +507,7 @@
         </w:tc>
         <w:tc>
           <w:tcPr>
-            <w:tcW w:w="2040" w:type="dxa"/>
+            <w:tcW w:w="1984" w:type="dxa"/>
             <w:tcBorders>
               <w:top w:val="none"/>
               <w:left w:val="none"/>
@@ -631,6 +632,7 @@
         </w:tblBorders>
         <w:tblLook w:val="04A0" w:firstRow="1" w:lastRow="0" w:firstColumn="1" w:lastColumn="0" w:noHBand="0" w:noVBand="1"/>
         <w:jc w:val="center"/>
+        <w:tblLayout w:type="fixed"/>
       </w:tblPr>
       <w:tblGrid>
         <w:gridCol w:w="1702"/>
@@ -642,7 +644,7 @@
       <w:tr>
         <w:tc>
           <w:tcPr>
-            <w:tcW w:w="1702" w:type="dxa"/>
+            <w:tcW w:w="1984" w:type="dxa"/>
             <w:tcBorders>
               <w:top w:val="none"/>
               <w:left w:val="none"/>
@@ -676,7 +678,7 @@
         </w:tc>
         <w:tc>
           <w:tcPr>
-            <w:tcW w:w="1222" w:type="dxa"/>
+            <w:tcW w:w="1417" w:type="dxa"/>
             <w:tcBorders>
               <w:top w:val="none"/>
               <w:left w:val="none"/>
@@ -710,7 +712,7 @@
         </w:tc>
         <w:tc>
           <w:tcPr>
-            <w:tcW w:w="828" w:type="dxa"/>
+            <w:tcW w:w="1417" w:type="dxa"/>
             <w:tcBorders>
               <w:top w:val="none"/>
               <w:left w:val="none"/>
@@ -744,7 +746,7 @@
         </w:tc>
         <w:tc>
           <w:tcPr>
-            <w:tcW w:w="4883" w:type="dxa"/>
+            <w:tcW w:w="3685" w:type="dxa"/>
             <w:tcBorders>
               <w:top w:val="none"/>
               <w:left w:val="none"/>
@@ -778,7 +780,7 @@
         </w:tc>
         <w:tc>
           <w:tcPr>
-            <w:tcW w:w="1000" w:type="dxa"/>
+            <w:tcW w:w="1134" w:type="dxa"/>
             <w:tcBorders>
               <w:top w:val="none"/>
               <w:left w:val="none"/>
@@ -814,7 +816,7 @@
       <w:tr>
         <w:tc>
           <w:tcPr>
-            <w:tcW w:w="1702" w:type="dxa"/>
+            <w:tcW w:w="1984" w:type="dxa"/>
             <w:tcBorders>
               <w:top w:val="none"/>
               <w:left w:val="none"/>
@@ -846,7 +848,7 @@
         </w:tc>
         <w:tc>
           <w:tcPr>
-            <w:tcW w:w="1222" w:type="dxa"/>
+            <w:tcW w:w="1417" w:type="dxa"/>
             <w:tcBorders>
               <w:top w:val="none"/>
               <w:left w:val="none"/>
@@ -878,7 +880,7 @@
         </w:tc>
         <w:tc>
           <w:tcPr>
-            <w:tcW w:w="828" w:type="dxa"/>
+            <w:tcW w:w="1417" w:type="dxa"/>
             <w:tcBorders>
               <w:top w:val="none"/>
               <w:left w:val="none"/>
@@ -910,7 +912,7 @@
         </w:tc>
         <w:tc>
           <w:tcPr>
-            <w:tcW w:w="4883" w:type="dxa"/>
+            <w:tcW w:w="3685" w:type="dxa"/>
             <w:tcBorders>
               <w:top w:val="none"/>
               <w:left w:val="none"/>
@@ -939,7 +941,7 @@
         </w:tc>
         <w:tc>
           <w:tcPr>
-            <w:tcW w:w="1000" w:type="dxa"/>
+            <w:tcW w:w="1134" w:type="dxa"/>
             <w:tcBorders>
               <w:top w:val="none"/>
               <w:left w:val="none"/>
@@ -1064,6 +1066,7 @@
         </w:tblBorders>
         <w:tblLook w:val="04A0" w:firstRow="1" w:lastRow="0" w:firstColumn="1" w:lastColumn="0" w:noHBand="0" w:noVBand="1"/>
         <w:jc w:val="center"/>
+        <w:tblLayout w:type="fixed"/>
       </w:tblPr>
       <w:tblGrid>
         <w:gridCol w:w="3800"/>
@@ -1073,7 +1076,7 @@
       <w:tr>
         <w:tc>
           <w:tcPr>
-            <w:tcW w:w="3800" w:type="dxa"/>
+            <w:tcW w:w="3685" w:type="dxa"/>
             <w:tcBorders>
               <w:top w:val="none"/>
               <w:left w:val="none"/>
@@ -1107,7 +1110,7 @@
         </w:tc>
         <w:tc>
           <w:tcPr>
-            <w:tcW w:w="3000" w:type="dxa"/>
+            <w:tcW w:w="3402" w:type="dxa"/>
             <w:tcBorders>
               <w:top w:val="none"/>
               <w:left w:val="none"/>
@@ -1141,7 +1144,7 @@
         </w:tc>
         <w:tc>
           <w:tcPr>
-            <w:tcW w:w="2838" w:type="dxa"/>
+            <w:tcW w:w="2551" w:type="dxa"/>
             <w:tcBorders>
               <w:top w:val="none"/>
               <w:left w:val="none"/>
@@ -1177,7 +1180,7 @@
       <w:tr>
         <w:tc>
           <w:tcPr>
-            <w:tcW w:w="3800" w:type="dxa"/>
+            <w:tcW w:w="3685" w:type="dxa"/>
             <w:tcBorders>
               <w:top w:val="none"/>
               <w:left w:val="none"/>
@@ -1209,7 +1212,7 @@
         </w:tc>
         <w:tc>
           <w:tcPr>
-            <w:tcW w:w="3000" w:type="dxa"/>
+            <w:tcW w:w="3402" w:type="dxa"/>
             <w:tcBorders>
               <w:top w:val="none"/>
               <w:left w:val="none"/>
@@ -1241,7 +1244,7 @@
         </w:tc>
         <w:tc>
           <w:tcPr>
-            <w:tcW w:w="2838" w:type="dxa"/>
+            <w:tcW w:w="2551" w:type="dxa"/>
             <w:tcBorders>
               <w:top w:val="none"/>
               <w:left w:val="none"/>
@@ -1366,6 +1369,7 @@
         </w:tblBorders>
         <w:tblLook w:val="04A0" w:firstRow="1" w:lastRow="0" w:firstColumn="1" w:lastColumn="0" w:noHBand="0" w:noVBand="1"/>
         <w:jc w:val="center"/>
+        <w:tblLayout w:type="fixed"/>
       </w:tblPr>
       <w:tblGrid>
         <w:gridCol w:w="3500"/>
@@ -1376,7 +1380,7 @@
         <w:trPr/>
         <w:tc>
           <w:tcPr>
-            <w:tcW w:w="3500" w:type="dxa"/>
+            <w:tcW w:w="2551" w:type="dxa"/>
             <w:tcBorders>
               <w:top w:val="none"/>
               <w:left w:val="none"/>
@@ -1410,7 +1414,7 @@
         </w:tc>
         <w:tc>
           <w:tcPr>
-            <w:tcW w:w="4138" w:type="dxa"/>
+            <w:tcW w:w="4819" w:type="dxa"/>
             <w:tcBorders>
               <w:top w:val="none"/>
               <w:left w:val="none"/>
@@ -1444,7 +1448,7 @@
         </w:tc>
         <w:tc>
           <w:tcPr>
-            <w:tcW w:w="2000" w:type="dxa"/>
+            <w:tcW w:w="2268" w:type="dxa"/>
             <w:tcBorders>
               <w:top w:val="none"/>
               <w:left w:val="none"/>
@@ -1481,7 +1485,7 @@
         <w:trPr/>
         <w:tc>
           <w:tcPr>
-            <w:tcW w:w="3500" w:type="dxa"/>
+            <w:tcW w:w="2551" w:type="dxa"/>
             <w:tcBorders>
               <w:top w:val="none"/>
               <w:left w:val="none"/>
@@ -1513,7 +1517,7 @@
         </w:tc>
         <w:tc>
           <w:tcPr>
-            <w:tcW w:w="4138" w:type="dxa"/>
+            <w:tcW w:w="4819" w:type="dxa"/>
             <w:tcBorders>
               <w:top w:val="none"/>
               <w:left w:val="none"/>
@@ -1545,7 +1549,7 @@
         </w:tc>
         <w:tc>
           <w:tcPr>
-            <w:tcW w:w="2000" w:type="dxa"/>
+            <w:tcW w:w="2268" w:type="dxa"/>
             <w:tcBorders>
               <w:top w:val="none"/>
               <w:left w:val="none"/>
@@ -1670,6 +1674,7 @@
         </w:tblBorders>
         <w:tblLook w:val="04A0" w:firstRow="1" w:lastRow="0" w:firstColumn="1" w:lastColumn="0" w:noHBand="0" w:noVBand="1"/>
         <w:jc w:val="center"/>
+        <w:tblLayout w:type="fixed"/>
       </w:tblPr>
       <w:tblGrid>
         <w:gridCol w:w="1405"/>
@@ -1681,7 +1686,7 @@
         <w:trPr/>
         <w:tc>
           <w:tcPr>
-            <w:tcW w:w="1405" w:type="dxa"/>
+            <w:tcW w:w="2268" w:type="dxa"/>
             <w:tcBorders>
               <w:top w:val="none"/>
               <w:left w:val="none"/>
@@ -1712,7 +1717,7 @@
         </w:tc>
         <w:tc>
           <w:tcPr>
-            <w:tcW w:w="1777" w:type="dxa"/>
+            <w:tcW w:w="1984" w:type="dxa"/>
             <w:tcBorders>
               <w:top w:val="none"/>
               <w:left w:val="none"/>
@@ -1743,7 +1748,7 @@
         </w:tc>
         <w:tc>
           <w:tcPr>
-            <w:tcW w:w="1262" w:type="dxa"/>
+            <w:tcW w:w="1701" w:type="dxa"/>
             <w:tcBorders>
               <w:top w:val="none"/>
               <w:left w:val="none"/>
@@ -1774,7 +1779,7 @@
         </w:tc>
         <w:tc>
           <w:tcPr>
-            <w:tcW w:w="5192" w:type="dxa"/>
+            <w:tcW w:w="3685" w:type="dxa"/>
             <w:tcBorders>
               <w:top w:val="none"/>
               <w:left w:val="none"/>
@@ -1808,7 +1813,7 @@
         <w:trPr/>
         <w:tc>
           <w:tcPr>
-            <w:tcW w:w="1405" w:type="dxa"/>
+            <w:tcW w:w="2268" w:type="dxa"/>
             <w:tcBorders>
               <w:top w:val="none"/>
               <w:left w:val="none"/>
@@ -1837,7 +1842,7 @@
         </w:tc>
         <w:tc>
           <w:tcPr>
-            <w:tcW w:w="1777" w:type="dxa"/>
+            <w:tcW w:w="1984" w:type="dxa"/>
             <w:tcBorders>
               <w:top w:val="none"/>
               <w:left w:val="none"/>
@@ -1866,7 +1871,7 @@
         </w:tc>
         <w:tc>
           <w:tcPr>
-            <w:tcW w:w="1262" w:type="dxa"/>
+            <w:tcW w:w="1701" w:type="dxa"/>
             <w:tcBorders>
               <w:top w:val="none"/>
               <w:left w:val="none"/>
@@ -1895,7 +1900,7 @@
         </w:tc>
         <w:tc>
           <w:tcPr>
-            <w:tcW w:w="5192" w:type="dxa"/>
+            <w:tcW w:w="3685" w:type="dxa"/>
             <w:tcBorders>
               <w:top w:val="none"/>
               <w:left w:val="none"/>
